--- a/vocabulario14l-v-9-f-S/Alternatives verbs.docx
+++ b/vocabulario14l-v-9-f-S/Alternatives verbs.docx
@@ -8,7 +8,7 @@
           <w:ilvl w:val="0"/>
           <w:numId w:val="1"/>
         </w:numPr>
-        <w:spacing w:before="100" w:beforeAutospacing="1" w:after="100" w:afterAutospacing="1" w:line="240" w:lineRule="auto"/>
+        <w:spacing w:before="100" w:beforeAutospacing="1" w:after="100" w:afterAutospacing="1" w:line="276" w:lineRule="auto"/>
         <w:rPr>
           <w:rFonts w:ascii="Times New Roman" w:eastAsia="Times New Roman" w:hAnsi="Times New Roman" w:cs="Times New Roman"/>
           <w:sz w:val="24"/>
@@ -113,7 +113,7 @@
           <w:ilvl w:val="0"/>
           <w:numId w:val="1"/>
         </w:numPr>
-        <w:spacing w:before="100" w:beforeAutospacing="1" w:after="100" w:afterAutospacing="1" w:line="240" w:lineRule="auto"/>
+        <w:spacing w:before="100" w:beforeAutospacing="1" w:after="100" w:afterAutospacing="1" w:line="276" w:lineRule="auto"/>
         <w:rPr>
           <w:rFonts w:ascii="Times New Roman" w:eastAsia="Times New Roman" w:hAnsi="Times New Roman" w:cs="Times New Roman"/>
           <w:sz w:val="24"/>
@@ -137,7 +137,7 @@
           <w:ilvl w:val="0"/>
           <w:numId w:val="1"/>
         </w:numPr>
-        <w:spacing w:before="100" w:beforeAutospacing="1" w:after="100" w:afterAutospacing="1" w:line="240" w:lineRule="auto"/>
+        <w:spacing w:before="100" w:beforeAutospacing="1" w:after="100" w:afterAutospacing="1" w:line="276" w:lineRule="auto"/>
         <w:rPr>
           <w:rFonts w:ascii="Times New Roman" w:eastAsia="Times New Roman" w:hAnsi="Times New Roman" w:cs="Times New Roman"/>
           <w:sz w:val="24"/>
@@ -222,7 +222,7 @@
           <w:ilvl w:val="0"/>
           <w:numId w:val="1"/>
         </w:numPr>
-        <w:spacing w:before="100" w:beforeAutospacing="1" w:after="100" w:afterAutospacing="1" w:line="240" w:lineRule="auto"/>
+        <w:spacing w:before="100" w:beforeAutospacing="1" w:after="100" w:afterAutospacing="1" w:line="276" w:lineRule="auto"/>
         <w:rPr>
           <w:rFonts w:ascii="Times New Roman" w:eastAsia="Times New Roman" w:hAnsi="Times New Roman" w:cs="Times New Roman"/>
           <w:sz w:val="24"/>
@@ -246,7 +246,7 @@
           <w:ilvl w:val="0"/>
           <w:numId w:val="1"/>
         </w:numPr>
-        <w:spacing w:before="100" w:beforeAutospacing="1" w:after="100" w:afterAutospacing="1" w:line="240" w:lineRule="auto"/>
+        <w:spacing w:before="100" w:beforeAutospacing="1" w:after="100" w:afterAutospacing="1" w:line="276" w:lineRule="auto"/>
         <w:rPr>
           <w:rFonts w:ascii="Times New Roman" w:eastAsia="Times New Roman" w:hAnsi="Times New Roman" w:cs="Times New Roman"/>
           <w:sz w:val="24"/>
@@ -270,7 +270,7 @@
           <w:ilvl w:val="0"/>
           <w:numId w:val="1"/>
         </w:numPr>
-        <w:spacing w:before="100" w:beforeAutospacing="1" w:after="100" w:afterAutospacing="1" w:line="240" w:lineRule="auto"/>
+        <w:spacing w:before="100" w:beforeAutospacing="1" w:after="100" w:afterAutospacing="1" w:line="276" w:lineRule="auto"/>
         <w:rPr>
           <w:rFonts w:ascii="Times New Roman" w:eastAsia="Times New Roman" w:hAnsi="Times New Roman" w:cs="Times New Roman"/>
           <w:sz w:val="24"/>
@@ -294,7 +294,7 @@
           <w:ilvl w:val="0"/>
           <w:numId w:val="1"/>
         </w:numPr>
-        <w:spacing w:before="100" w:beforeAutospacing="1" w:after="100" w:afterAutospacing="1" w:line="240" w:lineRule="auto"/>
+        <w:spacing w:before="100" w:beforeAutospacing="1" w:after="100" w:afterAutospacing="1" w:line="276" w:lineRule="auto"/>
         <w:rPr>
           <w:rFonts w:ascii="Times New Roman" w:eastAsia="Times New Roman" w:hAnsi="Times New Roman" w:cs="Times New Roman"/>
           <w:sz w:val="24"/>
@@ -318,7 +318,7 @@
           <w:ilvl w:val="0"/>
           <w:numId w:val="1"/>
         </w:numPr>
-        <w:spacing w:before="100" w:beforeAutospacing="1" w:after="100" w:afterAutospacing="1" w:line="240" w:lineRule="auto"/>
+        <w:spacing w:before="100" w:beforeAutospacing="1" w:after="100" w:afterAutospacing="1" w:line="276" w:lineRule="auto"/>
         <w:rPr>
           <w:rFonts w:ascii="Times New Roman" w:eastAsia="Times New Roman" w:hAnsi="Times New Roman" w:cs="Times New Roman"/>
           <w:sz w:val="24"/>
@@ -342,7 +342,7 @@
           <w:ilvl w:val="0"/>
           <w:numId w:val="1"/>
         </w:numPr>
-        <w:spacing w:before="100" w:beforeAutospacing="1" w:after="100" w:afterAutospacing="1" w:line="240" w:lineRule="auto"/>
+        <w:spacing w:before="100" w:beforeAutospacing="1" w:after="100" w:afterAutospacing="1" w:line="276" w:lineRule="auto"/>
         <w:rPr>
           <w:rFonts w:ascii="Times New Roman" w:eastAsia="Times New Roman" w:hAnsi="Times New Roman" w:cs="Times New Roman"/>
           <w:sz w:val="24"/>
@@ -366,7 +366,7 @@
           <w:ilvl w:val="0"/>
           <w:numId w:val="1"/>
         </w:numPr>
-        <w:spacing w:before="100" w:beforeAutospacing="1" w:after="100" w:afterAutospacing="1" w:line="240" w:lineRule="auto"/>
+        <w:spacing w:before="100" w:beforeAutospacing="1" w:after="100" w:afterAutospacing="1" w:line="276" w:lineRule="auto"/>
         <w:rPr>
           <w:rFonts w:ascii="Times New Roman" w:eastAsia="Times New Roman" w:hAnsi="Times New Roman" w:cs="Times New Roman"/>
           <w:sz w:val="24"/>
@@ -390,7 +390,7 @@
           <w:ilvl w:val="0"/>
           <w:numId w:val="1"/>
         </w:numPr>
-        <w:spacing w:before="100" w:beforeAutospacing="1" w:after="100" w:afterAutospacing="1" w:line="240" w:lineRule="auto"/>
+        <w:spacing w:before="100" w:beforeAutospacing="1" w:after="100" w:afterAutospacing="1" w:line="276" w:lineRule="auto"/>
         <w:rPr>
           <w:rFonts w:ascii="Times New Roman" w:eastAsia="Times New Roman" w:hAnsi="Times New Roman" w:cs="Times New Roman"/>
           <w:sz w:val="24"/>
@@ -414,7 +414,7 @@
           <w:ilvl w:val="0"/>
           <w:numId w:val="1"/>
         </w:numPr>
-        <w:spacing w:before="100" w:beforeAutospacing="1" w:after="100" w:afterAutospacing="1" w:line="240" w:lineRule="auto"/>
+        <w:spacing w:before="100" w:beforeAutospacing="1" w:after="100" w:afterAutospacing="1" w:line="276" w:lineRule="auto"/>
         <w:rPr>
           <w:rFonts w:ascii="Times New Roman" w:eastAsia="Times New Roman" w:hAnsi="Times New Roman" w:cs="Times New Roman"/>
           <w:sz w:val="24"/>
@@ -438,7 +438,7 @@
           <w:ilvl w:val="0"/>
           <w:numId w:val="1"/>
         </w:numPr>
-        <w:spacing w:before="100" w:beforeAutospacing="1" w:after="100" w:afterAutospacing="1" w:line="240" w:lineRule="auto"/>
+        <w:spacing w:before="100" w:beforeAutospacing="1" w:after="100" w:afterAutospacing="1" w:line="276" w:lineRule="auto"/>
         <w:rPr>
           <w:rFonts w:ascii="Times New Roman" w:eastAsia="Times New Roman" w:hAnsi="Times New Roman" w:cs="Times New Roman"/>
           <w:sz w:val="24"/>
@@ -462,7 +462,7 @@
           <w:ilvl w:val="0"/>
           <w:numId w:val="1"/>
         </w:numPr>
-        <w:spacing w:before="100" w:beforeAutospacing="1" w:after="100" w:afterAutospacing="1" w:line="240" w:lineRule="auto"/>
+        <w:spacing w:before="100" w:beforeAutospacing="1" w:after="100" w:afterAutospacing="1" w:line="276" w:lineRule="auto"/>
         <w:rPr>
           <w:rFonts w:ascii="Times New Roman" w:eastAsia="Times New Roman" w:hAnsi="Times New Roman" w:cs="Times New Roman"/>
           <w:sz w:val="24"/>
@@ -547,7 +547,7 @@
           <w:ilvl w:val="0"/>
           <w:numId w:val="1"/>
         </w:numPr>
-        <w:spacing w:before="100" w:beforeAutospacing="1" w:after="100" w:afterAutospacing="1" w:line="240" w:lineRule="auto"/>
+        <w:spacing w:before="100" w:beforeAutospacing="1" w:after="100" w:afterAutospacing="1" w:line="276" w:lineRule="auto"/>
         <w:rPr>
           <w:rFonts w:ascii="Times New Roman" w:eastAsia="Times New Roman" w:hAnsi="Times New Roman" w:cs="Times New Roman"/>
           <w:sz w:val="24"/>
@@ -571,7 +571,7 @@
           <w:ilvl w:val="0"/>
           <w:numId w:val="1"/>
         </w:numPr>
-        <w:spacing w:before="100" w:beforeAutospacing="1" w:after="100" w:afterAutospacing="1" w:line="240" w:lineRule="auto"/>
+        <w:spacing w:before="100" w:beforeAutospacing="1" w:after="100" w:afterAutospacing="1" w:line="276" w:lineRule="auto"/>
         <w:rPr>
           <w:rFonts w:ascii="Times New Roman" w:eastAsia="Times New Roman" w:hAnsi="Times New Roman" w:cs="Times New Roman"/>
           <w:sz w:val="24"/>
@@ -595,7 +595,7 @@
           <w:ilvl w:val="0"/>
           <w:numId w:val="1"/>
         </w:numPr>
-        <w:spacing w:before="100" w:beforeAutospacing="1" w:after="100" w:afterAutospacing="1" w:line="240" w:lineRule="auto"/>
+        <w:spacing w:before="100" w:beforeAutospacing="1" w:after="100" w:afterAutospacing="1" w:line="276" w:lineRule="auto"/>
         <w:rPr>
           <w:rFonts w:ascii="Times New Roman" w:eastAsia="Times New Roman" w:hAnsi="Times New Roman" w:cs="Times New Roman"/>
           <w:sz w:val="24"/>
@@ -619,7 +619,7 @@
           <w:ilvl w:val="0"/>
           <w:numId w:val="1"/>
         </w:numPr>
-        <w:spacing w:before="100" w:beforeAutospacing="1" w:after="100" w:afterAutospacing="1" w:line="240" w:lineRule="auto"/>
+        <w:spacing w:before="100" w:beforeAutospacing="1" w:after="100" w:afterAutospacing="1" w:line="276" w:lineRule="auto"/>
         <w:rPr>
           <w:rFonts w:ascii="Times New Roman" w:eastAsia="Times New Roman" w:hAnsi="Times New Roman" w:cs="Times New Roman"/>
           <w:sz w:val="24"/>
@@ -643,7 +643,7 @@
           <w:ilvl w:val="0"/>
           <w:numId w:val="1"/>
         </w:numPr>
-        <w:spacing w:before="100" w:beforeAutospacing="1" w:after="100" w:afterAutospacing="1" w:line="240" w:lineRule="auto"/>
+        <w:spacing w:before="100" w:beforeAutospacing="1" w:after="100" w:afterAutospacing="1" w:line="276" w:lineRule="auto"/>
         <w:rPr>
           <w:rFonts w:ascii="Times New Roman" w:eastAsia="Times New Roman" w:hAnsi="Times New Roman" w:cs="Times New Roman"/>
           <w:sz w:val="24"/>
@@ -667,7 +667,7 @@
           <w:ilvl w:val="0"/>
           <w:numId w:val="1"/>
         </w:numPr>
-        <w:spacing w:before="100" w:beforeAutospacing="1" w:after="100" w:afterAutospacing="1" w:line="240" w:lineRule="auto"/>
+        <w:spacing w:before="100" w:beforeAutospacing="1" w:after="100" w:afterAutospacing="1" w:line="276" w:lineRule="auto"/>
         <w:rPr>
           <w:rFonts w:ascii="Times New Roman" w:eastAsia="Times New Roman" w:hAnsi="Times New Roman" w:cs="Times New Roman"/>
           <w:sz w:val="24"/>
@@ -691,7 +691,7 @@
           <w:ilvl w:val="0"/>
           <w:numId w:val="1"/>
         </w:numPr>
-        <w:spacing w:before="100" w:beforeAutospacing="1" w:after="100" w:afterAutospacing="1" w:line="240" w:lineRule="auto"/>
+        <w:spacing w:before="100" w:beforeAutospacing="1" w:after="100" w:afterAutospacing="1" w:line="276" w:lineRule="auto"/>
         <w:rPr>
           <w:rFonts w:ascii="Times New Roman" w:eastAsia="Times New Roman" w:hAnsi="Times New Roman" w:cs="Times New Roman"/>
           <w:sz w:val="24"/>
@@ -715,7 +715,7 @@
           <w:ilvl w:val="0"/>
           <w:numId w:val="1"/>
         </w:numPr>
-        <w:spacing w:before="100" w:beforeAutospacing="1" w:after="100" w:afterAutospacing="1" w:line="240" w:lineRule="auto"/>
+        <w:spacing w:before="100" w:beforeAutospacing="1" w:after="100" w:afterAutospacing="1" w:line="276" w:lineRule="auto"/>
         <w:rPr>
           <w:rFonts w:ascii="Times New Roman" w:eastAsia="Times New Roman" w:hAnsi="Times New Roman" w:cs="Times New Roman"/>
           <w:sz w:val="24"/>
@@ -739,7 +739,7 @@
           <w:ilvl w:val="0"/>
           <w:numId w:val="1"/>
         </w:numPr>
-        <w:spacing w:before="100" w:beforeAutospacing="1" w:after="100" w:afterAutospacing="1" w:line="240" w:lineRule="auto"/>
+        <w:spacing w:before="100" w:beforeAutospacing="1" w:after="100" w:afterAutospacing="1" w:line="276" w:lineRule="auto"/>
         <w:rPr>
           <w:rFonts w:ascii="Times New Roman" w:eastAsia="Times New Roman" w:hAnsi="Times New Roman" w:cs="Times New Roman"/>
           <w:sz w:val="24"/>
@@ -763,7 +763,7 @@
           <w:ilvl w:val="0"/>
           <w:numId w:val="1"/>
         </w:numPr>
-        <w:spacing w:before="100" w:beforeAutospacing="1" w:after="100" w:afterAutospacing="1" w:line="240" w:lineRule="auto"/>
+        <w:spacing w:before="100" w:beforeAutospacing="1" w:after="100" w:afterAutospacing="1" w:line="276" w:lineRule="auto"/>
         <w:rPr>
           <w:rFonts w:ascii="Times New Roman" w:eastAsia="Times New Roman" w:hAnsi="Times New Roman" w:cs="Times New Roman"/>
           <w:sz w:val="24"/>
@@ -787,7 +787,7 @@
           <w:ilvl w:val="0"/>
           <w:numId w:val="1"/>
         </w:numPr>
-        <w:spacing w:before="100" w:beforeAutospacing="1" w:after="100" w:afterAutospacing="1" w:line="240" w:lineRule="auto"/>
+        <w:spacing w:before="100" w:beforeAutospacing="1" w:after="100" w:afterAutospacing="1" w:line="276" w:lineRule="auto"/>
         <w:rPr>
           <w:rFonts w:ascii="Times New Roman" w:eastAsia="Times New Roman" w:hAnsi="Times New Roman" w:cs="Times New Roman"/>
           <w:sz w:val="24"/>
@@ -811,21 +811,22 @@
           <w:ilvl w:val="0"/>
           <w:numId w:val="1"/>
         </w:numPr>
-        <w:spacing w:before="100" w:beforeAutospacing="1" w:after="100" w:afterAutospacing="1" w:line="240" w:lineRule="auto"/>
-        <w:rPr>
-          <w:rFonts w:ascii="Times New Roman" w:eastAsia="Times New Roman" w:hAnsi="Times New Roman" w:cs="Times New Roman"/>
-          <w:sz w:val="24"/>
-          <w:szCs w:val="24"/>
-          <w:lang w:val="en-GB" w:eastAsia="ca-ES"/>
-        </w:rPr>
-      </w:pPr>
-      <w:r>
-        <w:rPr>
-          <w:rFonts w:ascii="Times New Roman" w:eastAsia="Times New Roman" w:hAnsi="Times New Roman" w:cs="Times New Roman"/>
-          <w:sz w:val="24"/>
-          <w:szCs w:val="24"/>
-          <w:lang w:val="en-GB" w:eastAsia="ca-ES"/>
-        </w:rPr>
+        <w:spacing w:before="100" w:beforeAutospacing="1" w:after="100" w:afterAutospacing="1" w:line="276" w:lineRule="auto"/>
+        <w:rPr>
+          <w:rFonts w:ascii="Times New Roman" w:eastAsia="Times New Roman" w:hAnsi="Times New Roman" w:cs="Times New Roman"/>
+          <w:sz w:val="24"/>
+          <w:szCs w:val="24"/>
+          <w:lang w:val="en-GB" w:eastAsia="ca-ES"/>
+        </w:rPr>
+      </w:pPr>
+      <w:r>
+        <w:rPr>
+          <w:rFonts w:ascii="Times New Roman" w:eastAsia="Times New Roman" w:hAnsi="Times New Roman" w:cs="Times New Roman"/>
+          <w:sz w:val="24"/>
+          <w:szCs w:val="24"/>
+          <w:lang w:val="en-GB" w:eastAsia="ca-ES"/>
+        </w:rPr>
+        <w:lastRenderedPageBreak/>
         <w:t>"I filled the plastic bucket with warm water and a bit of soap so I could clean the terrace before the guests arrived for the barbecue."</w:t>
       </w:r>
     </w:p>
@@ -835,7 +836,7 @@
           <w:ilvl w:val="0"/>
           <w:numId w:val="1"/>
         </w:numPr>
-        <w:spacing w:before="100" w:beforeAutospacing="1" w:after="100" w:afterAutospacing="1" w:line="240" w:lineRule="auto"/>
+        <w:spacing w:before="100" w:beforeAutospacing="1" w:after="100" w:afterAutospacing="1" w:line="276" w:lineRule="auto"/>
         <w:rPr>
           <w:rFonts w:ascii="Times New Roman" w:eastAsia="Times New Roman" w:hAnsi="Times New Roman" w:cs="Times New Roman"/>
           <w:sz w:val="24"/>
@@ -877,7 +878,7 @@
           <w:ilvl w:val="0"/>
           <w:numId w:val="1"/>
         </w:numPr>
-        <w:spacing w:before="100" w:beforeAutospacing="1" w:after="100" w:afterAutospacing="1" w:line="240" w:lineRule="auto"/>
+        <w:spacing w:before="100" w:beforeAutospacing="1" w:after="100" w:afterAutospacing="1" w:line="276" w:lineRule="auto"/>
         <w:rPr>
           <w:rFonts w:ascii="Times New Roman" w:eastAsia="Times New Roman" w:hAnsi="Times New Roman" w:cs="Times New Roman"/>
           <w:sz w:val="24"/>
@@ -901,7 +902,7 @@
           <w:ilvl w:val="0"/>
           <w:numId w:val="1"/>
         </w:numPr>
-        <w:spacing w:before="100" w:beforeAutospacing="1" w:after="100" w:afterAutospacing="1" w:line="240" w:lineRule="auto"/>
+        <w:spacing w:before="100" w:beforeAutospacing="1" w:after="100" w:afterAutospacing="1" w:line="276" w:lineRule="auto"/>
         <w:rPr>
           <w:rFonts w:ascii="Times New Roman" w:eastAsia="Times New Roman" w:hAnsi="Times New Roman" w:cs="Times New Roman"/>
           <w:sz w:val="24"/>
@@ -925,22 +926,21 @@
           <w:ilvl w:val="0"/>
           <w:numId w:val="1"/>
         </w:numPr>
-        <w:spacing w:before="100" w:beforeAutospacing="1" w:after="100" w:afterAutospacing="1" w:line="240" w:lineRule="auto"/>
-        <w:rPr>
-          <w:rFonts w:ascii="Times New Roman" w:eastAsia="Times New Roman" w:hAnsi="Times New Roman" w:cs="Times New Roman"/>
-          <w:sz w:val="24"/>
-          <w:szCs w:val="24"/>
-          <w:lang w:val="en-GB" w:eastAsia="ca-ES"/>
-        </w:rPr>
-      </w:pPr>
-      <w:r>
-        <w:rPr>
-          <w:rFonts w:ascii="Times New Roman" w:eastAsia="Times New Roman" w:hAnsi="Times New Roman" w:cs="Times New Roman"/>
-          <w:sz w:val="24"/>
-          <w:szCs w:val="24"/>
-          <w:lang w:val="en-GB" w:eastAsia="ca-ES"/>
-        </w:rPr>
-        <w:lastRenderedPageBreak/>
+        <w:spacing w:before="100" w:beforeAutospacing="1" w:after="100" w:afterAutospacing="1" w:line="276" w:lineRule="auto"/>
+        <w:rPr>
+          <w:rFonts w:ascii="Times New Roman" w:eastAsia="Times New Roman" w:hAnsi="Times New Roman" w:cs="Times New Roman"/>
+          <w:sz w:val="24"/>
+          <w:szCs w:val="24"/>
+          <w:lang w:val="en-GB" w:eastAsia="ca-ES"/>
+        </w:rPr>
+      </w:pPr>
+      <w:r>
+        <w:rPr>
+          <w:rFonts w:ascii="Times New Roman" w:eastAsia="Times New Roman" w:hAnsi="Times New Roman" w:cs="Times New Roman"/>
+          <w:sz w:val="24"/>
+          <w:szCs w:val="24"/>
+          <w:lang w:val="en-GB" w:eastAsia="ca-ES"/>
+        </w:rPr>
         <w:t>"I had to use a very soft sponge to clean the windows because I was afraid that a rougher material might leave some permanent scratches on the glass."</w:t>
       </w:r>
     </w:p>
@@ -950,7 +950,7 @@
           <w:ilvl w:val="0"/>
           <w:numId w:val="1"/>
         </w:numPr>
-        <w:spacing w:before="100" w:beforeAutospacing="1" w:after="100" w:afterAutospacing="1" w:line="240" w:lineRule="auto"/>
+        <w:spacing w:before="100" w:beforeAutospacing="1" w:after="100" w:afterAutospacing="1" w:line="276" w:lineRule="auto"/>
         <w:rPr>
           <w:rFonts w:ascii="Times New Roman" w:eastAsia="Times New Roman" w:hAnsi="Times New Roman" w:cs="Times New Roman"/>
           <w:sz w:val="24"/>
@@ -974,7 +974,7 @@
           <w:ilvl w:val="0"/>
           <w:numId w:val="1"/>
         </w:numPr>
-        <w:spacing w:before="100" w:beforeAutospacing="1" w:after="100" w:afterAutospacing="1" w:line="240" w:lineRule="auto"/>
+        <w:spacing w:before="100" w:beforeAutospacing="1" w:after="100" w:afterAutospacing="1" w:line="276" w:lineRule="auto"/>
         <w:rPr>
           <w:rFonts w:ascii="Times New Roman" w:eastAsia="Times New Roman" w:hAnsi="Times New Roman" w:cs="Times New Roman"/>
           <w:sz w:val="24"/>
@@ -998,7 +998,7 @@
           <w:ilvl w:val="0"/>
           <w:numId w:val="1"/>
         </w:numPr>
-        <w:spacing w:before="100" w:beforeAutospacing="1" w:after="100" w:afterAutospacing="1" w:line="240" w:lineRule="auto"/>
+        <w:spacing w:before="100" w:beforeAutospacing="1" w:after="100" w:afterAutospacing="1" w:line="276" w:lineRule="auto"/>
         <w:rPr>
           <w:rFonts w:ascii="Times New Roman" w:eastAsia="Times New Roman" w:hAnsi="Times New Roman" w:cs="Times New Roman"/>
           <w:sz w:val="24"/>
@@ -1022,7 +1022,7 @@
           <w:ilvl w:val="0"/>
           <w:numId w:val="1"/>
         </w:numPr>
-        <w:spacing w:before="100" w:beforeAutospacing="1" w:after="100" w:afterAutospacing="1" w:line="240" w:lineRule="auto"/>
+        <w:spacing w:before="100" w:beforeAutospacing="1" w:after="100" w:afterAutospacing="1" w:line="276" w:lineRule="auto"/>
         <w:rPr>
           <w:rFonts w:ascii="Times New Roman" w:eastAsia="Times New Roman" w:hAnsi="Times New Roman" w:cs="Times New Roman"/>
           <w:sz w:val="24"/>
@@ -1046,19 +1046,21 @@
           <w:ilvl w:val="0"/>
           <w:numId w:val="1"/>
         </w:numPr>
-        <w:spacing w:before="100" w:beforeAutospacing="1" w:after="100" w:afterAutospacing="1" w:line="240" w:lineRule="auto"/>
-        <w:rPr>
-          <w:rFonts w:ascii="Times New Roman" w:eastAsia="Times New Roman" w:hAnsi="Times New Roman" w:cs="Times New Roman"/>
-          <w:sz w:val="24"/>
-          <w:szCs w:val="24"/>
-          <w:lang w:val="en-GB" w:eastAsia="ca-ES"/>
-        </w:rPr>
-      </w:pPr>
-      <w:r>
-        <w:rPr>
-          <w:rFonts w:ascii="Times New Roman" w:eastAsia="Times New Roman" w:hAnsi="Times New Roman" w:cs="Times New Roman"/>
-          <w:sz w:val="24"/>
-          <w:szCs w:val="24"/>
+        <w:spacing w:before="100" w:beforeAutospacing="1" w:after="100" w:afterAutospacing="1" w:line="276" w:lineRule="auto"/>
+        <w:rPr>
+          <w:rFonts w:ascii="Times New Roman" w:eastAsia="Times New Roman" w:hAnsi="Times New Roman" w:cs="Times New Roman"/>
+          <w:sz w:val="24"/>
+          <w:szCs w:val="24"/>
+          <w:u w:val="single"/>
+          <w:lang w:val="en-GB" w:eastAsia="ca-ES"/>
+        </w:rPr>
+      </w:pPr>
+      <w:r>
+        <w:rPr>
+          <w:rFonts w:ascii="Times New Roman" w:eastAsia="Times New Roman" w:hAnsi="Times New Roman" w:cs="Times New Roman"/>
+          <w:sz w:val="24"/>
+          <w:szCs w:val="24"/>
+          <w:u w:val="single"/>
           <w:lang w:val="en-GB" w:eastAsia="ca-ES"/>
         </w:rPr>
         <w:t xml:space="preserve">"Could you please take the bag out of the kitchen bin and put a new one in, because the smell is starting </w:t>
@@ -1070,6 +1072,7 @@
           <w:bCs/>
           <w:sz w:val="24"/>
           <w:szCs w:val="24"/>
+          <w:u w:val="single"/>
           <w:lang w:val="en-GB" w:eastAsia="ca-ES"/>
         </w:rPr>
         <w:t>to be</w:t>
@@ -1079,6 +1082,7 @@
           <w:rFonts w:ascii="Times New Roman" w:eastAsia="Times New Roman" w:hAnsi="Times New Roman" w:cs="Times New Roman"/>
           <w:sz w:val="24"/>
           <w:szCs w:val="24"/>
+          <w:u w:val="single"/>
           <w:lang w:val="en-GB" w:eastAsia="ca-ES"/>
         </w:rPr>
         <w:t xml:space="preserve"> </w:t>
@@ -1089,6 +1093,7 @@
           <w:color w:val="C00000"/>
           <w:sz w:val="24"/>
           <w:szCs w:val="24"/>
+          <w:u w:val="single"/>
           <w:lang w:val="en-GB" w:eastAsia="ca-ES"/>
         </w:rPr>
         <w:t>(</w:t>
@@ -1101,6 +1106,7 @@
           <w:color w:val="C00000"/>
           <w:sz w:val="24"/>
           <w:szCs w:val="24"/>
+          <w:u w:val="single"/>
           <w:lang w:val="en-GB" w:eastAsia="ca-ES"/>
         </w:rPr>
         <w:t>being</w:t>
@@ -1111,6 +1117,7 @@
           <w:color w:val="C00000"/>
           <w:sz w:val="24"/>
           <w:szCs w:val="24"/>
+          <w:u w:val="single"/>
           <w:lang w:val="en-GB" w:eastAsia="ca-ES"/>
         </w:rPr>
         <w:t>)</w:t>
@@ -1120,6 +1127,7 @@
           <w:rFonts w:ascii="Times New Roman" w:eastAsia="Times New Roman" w:hAnsi="Times New Roman" w:cs="Times New Roman"/>
           <w:sz w:val="24"/>
           <w:szCs w:val="24"/>
+          <w:u w:val="single"/>
           <w:lang w:val="en-GB" w:eastAsia="ca-ES"/>
         </w:rPr>
         <w:t xml:space="preserve"> quite unpleasant in the whole room?"</w:t>
@@ -1131,7 +1139,7 @@
           <w:ilvl w:val="0"/>
           <w:numId w:val="1"/>
         </w:numPr>
-        <w:spacing w:before="100" w:beforeAutospacing="1" w:after="100" w:afterAutospacing="1" w:line="240" w:lineRule="auto"/>
+        <w:spacing w:before="100" w:beforeAutospacing="1" w:after="100" w:afterAutospacing="1" w:line="276" w:lineRule="auto"/>
         <w:rPr>
           <w:rFonts w:ascii="Times New Roman" w:eastAsia="Times New Roman" w:hAnsi="Times New Roman" w:cs="Times New Roman"/>
           <w:sz w:val="24"/>
@@ -1155,7 +1163,7 @@
           <w:ilvl w:val="0"/>
           <w:numId w:val="1"/>
         </w:numPr>
-        <w:spacing w:before="100" w:beforeAutospacing="1" w:after="100" w:afterAutospacing="1" w:line="240" w:lineRule="auto"/>
+        <w:spacing w:before="100" w:beforeAutospacing="1" w:after="100" w:afterAutospacing="1" w:line="276" w:lineRule="auto"/>
         <w:rPr>
           <w:rFonts w:ascii="Times New Roman" w:eastAsia="Times New Roman" w:hAnsi="Times New Roman" w:cs="Times New Roman"/>
           <w:sz w:val="24"/>
@@ -1179,7 +1187,7 @@
           <w:ilvl w:val="0"/>
           <w:numId w:val="1"/>
         </w:numPr>
-        <w:spacing w:before="100" w:beforeAutospacing="1" w:after="100" w:afterAutospacing="1" w:line="240" w:lineRule="auto"/>
+        <w:spacing w:before="100" w:beforeAutospacing="1" w:after="100" w:afterAutospacing="1" w:line="276" w:lineRule="auto"/>
         <w:rPr>
           <w:rFonts w:ascii="Times New Roman" w:eastAsia="Times New Roman" w:hAnsi="Times New Roman" w:cs="Times New Roman"/>
           <w:sz w:val="24"/>
@@ -1264,7 +1272,7 @@
           <w:ilvl w:val="0"/>
           <w:numId w:val="1"/>
         </w:numPr>
-        <w:spacing w:before="100" w:beforeAutospacing="1" w:after="100" w:afterAutospacing="1" w:line="240" w:lineRule="auto"/>
+        <w:spacing w:before="100" w:beforeAutospacing="1" w:after="100" w:afterAutospacing="1" w:line="276" w:lineRule="auto"/>
         <w:rPr>
           <w:rFonts w:ascii="Times New Roman" w:eastAsia="Times New Roman" w:hAnsi="Times New Roman" w:cs="Times New Roman"/>
           <w:sz w:val="24"/>
@@ -1288,7 +1296,7 @@
           <w:ilvl w:val="0"/>
           <w:numId w:val="1"/>
         </w:numPr>
-        <w:spacing w:before="100" w:beforeAutospacing="1" w:after="100" w:afterAutospacing="1" w:line="240" w:lineRule="auto"/>
+        <w:spacing w:before="100" w:beforeAutospacing="1" w:after="100" w:afterAutospacing="1" w:line="276" w:lineRule="auto"/>
         <w:rPr>
           <w:rFonts w:ascii="Times New Roman" w:eastAsia="Times New Roman" w:hAnsi="Times New Roman" w:cs="Times New Roman"/>
           <w:sz w:val="24"/>
@@ -1312,31 +1320,42 @@
           <w:ilvl w:val="0"/>
           <w:numId w:val="1"/>
         </w:numPr>
-        <w:spacing w:before="100" w:beforeAutospacing="1" w:after="100" w:afterAutospacing="1" w:line="240" w:lineRule="auto"/>
-        <w:rPr>
-          <w:rFonts w:ascii="Times New Roman" w:eastAsia="Times New Roman" w:hAnsi="Times New Roman" w:cs="Times New Roman"/>
-          <w:sz w:val="24"/>
-          <w:szCs w:val="24"/>
-          <w:lang w:val="en-GB" w:eastAsia="ca-ES"/>
-        </w:rPr>
-      </w:pPr>
-      <w:r>
-        <w:rPr>
-          <w:rFonts w:ascii="Times New Roman" w:eastAsia="Times New Roman" w:hAnsi="Times New Roman" w:cs="Times New Roman"/>
-          <w:sz w:val="24"/>
-          <w:szCs w:val="24"/>
-          <w:lang w:val="en-GB" w:eastAsia="ca-ES"/>
-        </w:rPr>
-        <w:t>"We had to use a very thick rope to secure the furniture on top of the car because we didn't want anything to move while we were driving on the highway."</w:t>
-      </w:r>
-    </w:p>
-    <w:p>
-      <w:pPr>
-        <w:numPr>
-          <w:ilvl w:val="0"/>
-          <w:numId w:val="1"/>
-        </w:numPr>
-        <w:spacing w:before="100" w:beforeAutospacing="1" w:after="100" w:afterAutospacing="1" w:line="240" w:lineRule="auto"/>
+        <w:spacing w:before="100" w:beforeAutospacing="1" w:after="100" w:afterAutospacing="1" w:line="276" w:lineRule="auto"/>
+        <w:rPr>
+          <w:rFonts w:ascii="Times New Roman" w:eastAsia="Times New Roman" w:hAnsi="Times New Roman" w:cs="Times New Roman"/>
+          <w:sz w:val="24"/>
+          <w:szCs w:val="24"/>
+          <w:lang w:val="en-GB" w:eastAsia="ca-ES"/>
+        </w:rPr>
+      </w:pPr>
+      <w:r>
+        <w:rPr>
+          <w:rFonts w:ascii="Times New Roman" w:eastAsia="Times New Roman" w:hAnsi="Times New Roman" w:cs="Times New Roman"/>
+          <w:sz w:val="24"/>
+          <w:szCs w:val="24"/>
+          <w:lang w:val="en-GB" w:eastAsia="ca-ES"/>
+        </w:rPr>
+        <w:t>"We had to use a very thick rop</w:t>
+      </w:r>
+      <w:bookmarkStart w:id="0" w:name="_GoBack"/>
+      <w:bookmarkEnd w:id="0"/>
+      <w:r>
+        <w:rPr>
+          <w:rFonts w:ascii="Times New Roman" w:eastAsia="Times New Roman" w:hAnsi="Times New Roman" w:cs="Times New Roman"/>
+          <w:sz w:val="24"/>
+          <w:szCs w:val="24"/>
+          <w:lang w:val="en-GB" w:eastAsia="ca-ES"/>
+        </w:rPr>
+        <w:t>e to secure the furniture on top of the car because we didn't want anything to move while we were driving on the highway."</w:t>
+      </w:r>
+    </w:p>
+    <w:p>
+      <w:pPr>
+        <w:numPr>
+          <w:ilvl w:val="0"/>
+          <w:numId w:val="1"/>
+        </w:numPr>
+        <w:spacing w:before="100" w:beforeAutospacing="1" w:after="100" w:afterAutospacing="1" w:line="276" w:lineRule="auto"/>
         <w:rPr>
           <w:rFonts w:ascii="Times New Roman" w:eastAsia="Times New Roman" w:hAnsi="Times New Roman" w:cs="Times New Roman"/>
           <w:sz w:val="24"/>
@@ -1360,7 +1379,7 @@
           <w:ilvl w:val="0"/>
           <w:numId w:val="1"/>
         </w:numPr>
-        <w:spacing w:before="100" w:beforeAutospacing="1" w:after="100" w:afterAutospacing="1" w:line="240" w:lineRule="auto"/>
+        <w:spacing w:before="100" w:beforeAutospacing="1" w:after="100" w:afterAutospacing="1" w:line="276" w:lineRule="auto"/>
         <w:rPr>
           <w:rFonts w:ascii="Times New Roman" w:eastAsia="Times New Roman" w:hAnsi="Times New Roman" w:cs="Times New Roman"/>
           <w:sz w:val="24"/>
@@ -1384,7 +1403,7 @@
           <w:ilvl w:val="0"/>
           <w:numId w:val="1"/>
         </w:numPr>
-        <w:spacing w:before="100" w:beforeAutospacing="1" w:after="100" w:afterAutospacing="1" w:line="240" w:lineRule="auto"/>
+        <w:spacing w:before="100" w:beforeAutospacing="1" w:after="100" w:afterAutospacing="1" w:line="276" w:lineRule="auto"/>
         <w:rPr>
           <w:rFonts w:ascii="Times New Roman" w:eastAsia="Times New Roman" w:hAnsi="Times New Roman" w:cs="Times New Roman"/>
           <w:sz w:val="24"/>
@@ -1408,7 +1427,7 @@
           <w:ilvl w:val="0"/>
           <w:numId w:val="1"/>
         </w:numPr>
-        <w:spacing w:before="100" w:beforeAutospacing="1" w:after="100" w:afterAutospacing="1" w:line="240" w:lineRule="auto"/>
+        <w:spacing w:before="100" w:beforeAutospacing="1" w:after="100" w:afterAutospacing="1" w:line="276" w:lineRule="auto"/>
         <w:rPr>
           <w:rFonts w:ascii="Times New Roman" w:eastAsia="Times New Roman" w:hAnsi="Times New Roman" w:cs="Times New Roman"/>
           <w:sz w:val="24"/>
@@ -1432,7 +1451,7 @@
           <w:ilvl w:val="0"/>
           <w:numId w:val="1"/>
         </w:numPr>
-        <w:spacing w:before="100" w:beforeAutospacing="1" w:after="100" w:afterAutospacing="1" w:line="240" w:lineRule="auto"/>
+        <w:spacing w:before="100" w:beforeAutospacing="1" w:after="100" w:afterAutospacing="1" w:line="276" w:lineRule="auto"/>
         <w:rPr>
           <w:rFonts w:ascii="Times New Roman" w:eastAsia="Times New Roman" w:hAnsi="Times New Roman" w:cs="Times New Roman"/>
           <w:sz w:val="24"/>
@@ -1456,7 +1475,7 @@
           <w:ilvl w:val="0"/>
           <w:numId w:val="1"/>
         </w:numPr>
-        <w:spacing w:before="100" w:beforeAutospacing="1" w:after="100" w:afterAutospacing="1" w:line="240" w:lineRule="auto"/>
+        <w:spacing w:before="100" w:beforeAutospacing="1" w:after="100" w:afterAutospacing="1" w:line="276" w:lineRule="auto"/>
         <w:rPr>
           <w:rFonts w:ascii="Times New Roman" w:eastAsia="Times New Roman" w:hAnsi="Times New Roman" w:cs="Times New Roman"/>
           <w:sz w:val="24"/>
@@ -1480,7 +1499,7 @@
           <w:ilvl w:val="0"/>
           <w:numId w:val="1"/>
         </w:numPr>
-        <w:spacing w:before="100" w:beforeAutospacing="1" w:after="100" w:afterAutospacing="1" w:line="240" w:lineRule="auto"/>
+        <w:spacing w:before="100" w:beforeAutospacing="1" w:after="100" w:afterAutospacing="1" w:line="276" w:lineRule="auto"/>
         <w:rPr>
           <w:rFonts w:ascii="Times New Roman" w:eastAsia="Times New Roman" w:hAnsi="Times New Roman" w:cs="Times New Roman"/>
           <w:sz w:val="24"/>
@@ -1504,7 +1523,7 @@
           <w:ilvl w:val="0"/>
           <w:numId w:val="1"/>
         </w:numPr>
-        <w:spacing w:before="100" w:beforeAutospacing="1" w:after="100" w:afterAutospacing="1" w:line="240" w:lineRule="auto"/>
+        <w:spacing w:before="100" w:beforeAutospacing="1" w:after="100" w:afterAutospacing="1" w:line="276" w:lineRule="auto"/>
         <w:rPr>
           <w:rFonts w:ascii="Times New Roman" w:eastAsia="Times New Roman" w:hAnsi="Times New Roman" w:cs="Times New Roman"/>
           <w:sz w:val="24"/>
@@ -1528,7 +1547,7 @@
           <w:ilvl w:val="0"/>
           <w:numId w:val="1"/>
         </w:numPr>
-        <w:spacing w:before="100" w:beforeAutospacing="1" w:after="100" w:afterAutospacing="1" w:line="240" w:lineRule="auto"/>
+        <w:spacing w:before="100" w:beforeAutospacing="1" w:after="100" w:afterAutospacing="1" w:line="276" w:lineRule="auto"/>
         <w:rPr>
           <w:rFonts w:ascii="Times New Roman" w:eastAsia="Times New Roman" w:hAnsi="Times New Roman" w:cs="Times New Roman"/>
           <w:sz w:val="24"/>
@@ -1552,21 +1571,22 @@
           <w:ilvl w:val="0"/>
           <w:numId w:val="1"/>
         </w:numPr>
-        <w:spacing w:before="100" w:beforeAutospacing="1" w:after="100" w:afterAutospacing="1" w:line="240" w:lineRule="auto"/>
-        <w:rPr>
-          <w:rFonts w:ascii="Times New Roman" w:eastAsia="Times New Roman" w:hAnsi="Times New Roman" w:cs="Times New Roman"/>
-          <w:sz w:val="24"/>
-          <w:szCs w:val="24"/>
-          <w:lang w:val="en-GB" w:eastAsia="ca-ES"/>
-        </w:rPr>
-      </w:pPr>
-      <w:r>
-        <w:rPr>
-          <w:rFonts w:ascii="Times New Roman" w:eastAsia="Times New Roman" w:hAnsi="Times New Roman" w:cs="Times New Roman"/>
-          <w:sz w:val="24"/>
-          <w:szCs w:val="24"/>
-          <w:lang w:val="en-GB" w:eastAsia="ca-ES"/>
-        </w:rPr>
+        <w:spacing w:before="100" w:beforeAutospacing="1" w:after="100" w:afterAutospacing="1" w:line="276" w:lineRule="auto"/>
+        <w:rPr>
+          <w:rFonts w:ascii="Times New Roman" w:eastAsia="Times New Roman" w:hAnsi="Times New Roman" w:cs="Times New Roman"/>
+          <w:sz w:val="24"/>
+          <w:szCs w:val="24"/>
+          <w:lang w:val="en-GB" w:eastAsia="ca-ES"/>
+        </w:rPr>
+      </w:pPr>
+      <w:r>
+        <w:rPr>
+          <w:rFonts w:ascii="Times New Roman" w:eastAsia="Times New Roman" w:hAnsi="Times New Roman" w:cs="Times New Roman"/>
+          <w:sz w:val="24"/>
+          <w:szCs w:val="24"/>
+          <w:lang w:val="en-GB" w:eastAsia="ca-ES"/>
+        </w:rPr>
+        <w:lastRenderedPageBreak/>
         <w:t>"We should use a tape measure to see if the new sofa will fit in the living room, because it looks much larger in the store than it does here."</w:t>
       </w:r>
     </w:p>
@@ -1576,7 +1596,7 @@
           <w:ilvl w:val="0"/>
           <w:numId w:val="1"/>
         </w:numPr>
-        <w:spacing w:before="100" w:beforeAutospacing="1" w:after="100" w:afterAutospacing="1" w:line="240" w:lineRule="auto"/>
+        <w:spacing w:before="100" w:beforeAutospacing="1" w:after="100" w:afterAutospacing="1" w:line="276" w:lineRule="auto"/>
         <w:rPr>
           <w:rFonts w:ascii="Times New Roman" w:eastAsia="Times New Roman" w:hAnsi="Times New Roman" w:cs="Times New Roman"/>
           <w:sz w:val="24"/>
@@ -1600,7 +1620,7 @@
           <w:ilvl w:val="0"/>
           <w:numId w:val="1"/>
         </w:numPr>
-        <w:spacing w:before="100" w:beforeAutospacing="1" w:after="100" w:afterAutospacing="1" w:line="240" w:lineRule="auto"/>
+        <w:spacing w:before="100" w:beforeAutospacing="1" w:after="100" w:afterAutospacing="1" w:line="276" w:lineRule="auto"/>
         <w:rPr>
           <w:rFonts w:ascii="Times New Roman" w:eastAsia="Times New Roman" w:hAnsi="Times New Roman" w:cs="Times New Roman"/>
           <w:sz w:val="24"/>
@@ -1624,7 +1644,7 @@
           <w:ilvl w:val="0"/>
           <w:numId w:val="1"/>
         </w:numPr>
-        <w:spacing w:before="100" w:beforeAutospacing="1" w:after="100" w:afterAutospacing="1" w:line="240" w:lineRule="auto"/>
+        <w:spacing w:before="100" w:beforeAutospacing="1" w:after="100" w:afterAutospacing="1" w:line="276" w:lineRule="auto"/>
         <w:rPr>
           <w:rFonts w:ascii="Times New Roman" w:eastAsia="Times New Roman" w:hAnsi="Times New Roman" w:cs="Times New Roman"/>
           <w:sz w:val="24"/>
@@ -1648,7 +1668,7 @@
           <w:ilvl w:val="0"/>
           <w:numId w:val="1"/>
         </w:numPr>
-        <w:spacing w:before="100" w:beforeAutospacing="1" w:after="100" w:afterAutospacing="1" w:line="240" w:lineRule="auto"/>
+        <w:spacing w:before="100" w:beforeAutospacing="1" w:after="100" w:afterAutospacing="1" w:line="276" w:lineRule="auto"/>
         <w:rPr>
           <w:rFonts w:ascii="Times New Roman" w:eastAsia="Times New Roman" w:hAnsi="Times New Roman" w:cs="Times New Roman"/>
           <w:sz w:val="24"/>
@@ -1672,7 +1692,7 @@
           <w:ilvl w:val="0"/>
           <w:numId w:val="1"/>
         </w:numPr>
-        <w:spacing w:before="100" w:beforeAutospacing="1" w:after="100" w:afterAutospacing="1" w:line="240" w:lineRule="auto"/>
+        <w:spacing w:before="100" w:beforeAutospacing="1" w:after="100" w:afterAutospacing="1" w:line="276" w:lineRule="auto"/>
         <w:rPr>
           <w:rFonts w:ascii="Times New Roman" w:eastAsia="Times New Roman" w:hAnsi="Times New Roman" w:cs="Times New Roman"/>
           <w:sz w:val="24"/>
@@ -1696,7 +1716,7 @@
           <w:ilvl w:val="0"/>
           <w:numId w:val="1"/>
         </w:numPr>
-        <w:spacing w:before="100" w:beforeAutospacing="1" w:after="100" w:afterAutospacing="1" w:line="240" w:lineRule="auto"/>
+        <w:spacing w:before="100" w:beforeAutospacing="1" w:after="100" w:afterAutospacing="1" w:line="276" w:lineRule="auto"/>
         <w:rPr>
           <w:rFonts w:ascii="Times New Roman" w:eastAsia="Times New Roman" w:hAnsi="Times New Roman" w:cs="Times New Roman"/>
           <w:sz w:val="24"/>
@@ -1781,57 +1801,45 @@
           <w:ilvl w:val="0"/>
           <w:numId w:val="1"/>
         </w:numPr>
-        <w:spacing w:before="100" w:beforeAutospacing="1" w:after="100" w:afterAutospacing="1" w:line="240" w:lineRule="auto"/>
-        <w:rPr>
-          <w:rFonts w:ascii="Times New Roman" w:eastAsia="Times New Roman" w:hAnsi="Times New Roman" w:cs="Times New Roman"/>
-          <w:sz w:val="24"/>
-          <w:szCs w:val="24"/>
-          <w:lang w:val="en-GB" w:eastAsia="ca-ES"/>
-        </w:rPr>
-      </w:pPr>
-      <w:r>
-        <w:rPr>
-          <w:rFonts w:ascii="Times New Roman" w:eastAsia="Times New Roman" w:hAnsi="Times New Roman" w:cs="Times New Roman"/>
-          <w:sz w:val="24"/>
-          <w:szCs w:val="24"/>
-          <w:lang w:val="en-GB" w:eastAsia="ca-ES"/>
-        </w:rPr>
-        <w:t>"I was using the grater to prepare some cheese for the pizza, but I had to be very careful because the edges are very sh</w:t>
-      </w:r>
-      <w:bookmarkStart w:id="0" w:name="_GoBack"/>
-      <w:bookmarkEnd w:id="0"/>
-      <w:r>
-        <w:rPr>
-          <w:rFonts w:ascii="Times New Roman" w:eastAsia="Times New Roman" w:hAnsi="Times New Roman" w:cs="Times New Roman"/>
-          <w:sz w:val="24"/>
-          <w:szCs w:val="24"/>
-          <w:lang w:val="en-GB" w:eastAsia="ca-ES"/>
-        </w:rPr>
-        <w:t>arp and I didn't want to cut my fingers."</w:t>
-      </w:r>
-    </w:p>
-    <w:p>
-      <w:pPr>
-        <w:numPr>
-          <w:ilvl w:val="0"/>
-          <w:numId w:val="1"/>
-        </w:numPr>
-        <w:spacing w:before="100" w:beforeAutospacing="1" w:after="100" w:afterAutospacing="1" w:line="240" w:lineRule="auto"/>
-        <w:rPr>
-          <w:rFonts w:ascii="Times New Roman" w:eastAsia="Times New Roman" w:hAnsi="Times New Roman" w:cs="Times New Roman"/>
-          <w:sz w:val="24"/>
-          <w:szCs w:val="24"/>
-          <w:lang w:val="en-GB" w:eastAsia="ca-ES"/>
-        </w:rPr>
-      </w:pPr>
-      <w:r>
-        <w:rPr>
-          <w:rFonts w:ascii="Times New Roman" w:eastAsia="Times New Roman" w:hAnsi="Times New Roman" w:cs="Times New Roman"/>
-          <w:sz w:val="24"/>
-          <w:szCs w:val="24"/>
-          <w:lang w:val="en-GB" w:eastAsia="ca-ES"/>
-        </w:rPr>
-        <w:lastRenderedPageBreak/>
+        <w:spacing w:before="100" w:beforeAutospacing="1" w:after="100" w:afterAutospacing="1" w:line="276" w:lineRule="auto"/>
+        <w:rPr>
+          <w:rFonts w:ascii="Times New Roman" w:eastAsia="Times New Roman" w:hAnsi="Times New Roman" w:cs="Times New Roman"/>
+          <w:sz w:val="24"/>
+          <w:szCs w:val="24"/>
+          <w:lang w:val="en-GB" w:eastAsia="ca-ES"/>
+        </w:rPr>
+      </w:pPr>
+      <w:r>
+        <w:rPr>
+          <w:rFonts w:ascii="Times New Roman" w:eastAsia="Times New Roman" w:hAnsi="Times New Roman" w:cs="Times New Roman"/>
+          <w:sz w:val="24"/>
+          <w:szCs w:val="24"/>
+          <w:lang w:val="en-GB" w:eastAsia="ca-ES"/>
+        </w:rPr>
+        <w:t>"I was using the grater to prepare some cheese for the pizza, but I had to be very careful because the edges are very sharp and I didn't want to cut my fingers."</w:t>
+      </w:r>
+    </w:p>
+    <w:p>
+      <w:pPr>
+        <w:numPr>
+          <w:ilvl w:val="0"/>
+          <w:numId w:val="1"/>
+        </w:numPr>
+        <w:spacing w:before="100" w:beforeAutospacing="1" w:after="100" w:afterAutospacing="1" w:line="276" w:lineRule="auto"/>
+        <w:rPr>
+          <w:rFonts w:ascii="Times New Roman" w:eastAsia="Times New Roman" w:hAnsi="Times New Roman" w:cs="Times New Roman"/>
+          <w:sz w:val="24"/>
+          <w:szCs w:val="24"/>
+          <w:lang w:val="en-GB" w:eastAsia="ca-ES"/>
+        </w:rPr>
+      </w:pPr>
+      <w:r>
+        <w:rPr>
+          <w:rFonts w:ascii="Times New Roman" w:eastAsia="Times New Roman" w:hAnsi="Times New Roman" w:cs="Times New Roman"/>
+          <w:sz w:val="24"/>
+          <w:szCs w:val="24"/>
+          <w:lang w:val="en-GB" w:eastAsia="ca-ES"/>
+        </w:rPr>
         <w:t>"It is much faster to use a peeler than a knife when you have to prepare a lot of potatoes for a big family dinner, and it is also much safer."</w:t>
       </w:r>
     </w:p>
@@ -1841,7 +1849,7 @@
           <w:ilvl w:val="0"/>
           <w:numId w:val="1"/>
         </w:numPr>
-        <w:spacing w:before="100" w:beforeAutospacing="1" w:after="100" w:afterAutospacing="1" w:line="240" w:lineRule="auto"/>
+        <w:spacing w:before="100" w:beforeAutospacing="1" w:after="100" w:afterAutospacing="1" w:line="276" w:lineRule="auto"/>
         <w:rPr>
           <w:rFonts w:ascii="Times New Roman" w:eastAsia="Times New Roman" w:hAnsi="Times New Roman" w:cs="Times New Roman"/>
           <w:sz w:val="24"/>
@@ -1865,7 +1873,7 @@
           <w:ilvl w:val="0"/>
           <w:numId w:val="1"/>
         </w:numPr>
-        <w:spacing w:before="100" w:beforeAutospacing="1" w:after="100" w:afterAutospacing="1" w:line="240" w:lineRule="auto"/>
+        <w:spacing w:before="100" w:beforeAutospacing="1" w:after="100" w:afterAutospacing="1" w:line="276" w:lineRule="auto"/>
         <w:rPr>
           <w:rFonts w:ascii="Times New Roman" w:eastAsia="Times New Roman" w:hAnsi="Times New Roman" w:cs="Times New Roman"/>
           <w:sz w:val="24"/>
@@ -1889,7 +1897,7 @@
           <w:ilvl w:val="0"/>
           <w:numId w:val="1"/>
         </w:numPr>
-        <w:spacing w:before="100" w:beforeAutospacing="1" w:after="100" w:afterAutospacing="1" w:line="240" w:lineRule="auto"/>
+        <w:spacing w:before="100" w:beforeAutospacing="1" w:after="100" w:afterAutospacing="1" w:line="276" w:lineRule="auto"/>
         <w:rPr>
           <w:rFonts w:ascii="Times New Roman" w:eastAsia="Times New Roman" w:hAnsi="Times New Roman" w:cs="Times New Roman"/>
           <w:sz w:val="24"/>
@@ -1913,7 +1921,7 @@
           <w:ilvl w:val="0"/>
           <w:numId w:val="1"/>
         </w:numPr>
-        <w:spacing w:before="100" w:beforeAutospacing="1" w:after="100" w:afterAutospacing="1" w:line="240" w:lineRule="auto"/>
+        <w:spacing w:before="100" w:beforeAutospacing="1" w:after="100" w:afterAutospacing="1" w:line="276" w:lineRule="auto"/>
         <w:rPr>
           <w:rFonts w:ascii="Times New Roman" w:eastAsia="Times New Roman" w:hAnsi="Times New Roman" w:cs="Times New Roman"/>
           <w:sz w:val="24"/>
@@ -1937,7 +1945,7 @@
           <w:ilvl w:val="0"/>
           <w:numId w:val="1"/>
         </w:numPr>
-        <w:spacing w:before="100" w:beforeAutospacing="1" w:after="100" w:afterAutospacing="1" w:line="240" w:lineRule="auto"/>
+        <w:spacing w:before="100" w:beforeAutospacing="1" w:after="100" w:afterAutospacing="1" w:line="276" w:lineRule="auto"/>
         <w:rPr>
           <w:rFonts w:ascii="Times New Roman" w:eastAsia="Times New Roman" w:hAnsi="Times New Roman" w:cs="Times New Roman"/>
           <w:sz w:val="24"/>
@@ -1961,7 +1969,7 @@
           <w:ilvl w:val="0"/>
           <w:numId w:val="1"/>
         </w:numPr>
-        <w:spacing w:before="100" w:beforeAutospacing="1" w:after="100" w:afterAutospacing="1" w:line="240" w:lineRule="auto"/>
+        <w:spacing w:before="100" w:beforeAutospacing="1" w:after="100" w:afterAutospacing="1" w:line="276" w:lineRule="auto"/>
         <w:rPr>
           <w:rFonts w:ascii="Times New Roman" w:eastAsia="Times New Roman" w:hAnsi="Times New Roman" w:cs="Times New Roman"/>
           <w:sz w:val="24"/>
@@ -1985,7 +1993,7 @@
           <w:ilvl w:val="0"/>
           <w:numId w:val="1"/>
         </w:numPr>
-        <w:spacing w:before="100" w:beforeAutospacing="1" w:after="100" w:afterAutospacing="1" w:line="240" w:lineRule="auto"/>
+        <w:spacing w:before="100" w:beforeAutospacing="1" w:after="100" w:afterAutospacing="1" w:line="276" w:lineRule="auto"/>
         <w:rPr>
           <w:rFonts w:ascii="Times New Roman" w:eastAsia="Times New Roman" w:hAnsi="Times New Roman" w:cs="Times New Roman"/>
           <w:sz w:val="24"/>
@@ -2009,7 +2017,7 @@
           <w:ilvl w:val="0"/>
           <w:numId w:val="1"/>
         </w:numPr>
-        <w:spacing w:before="100" w:beforeAutospacing="1" w:after="100" w:afterAutospacing="1" w:line="240" w:lineRule="auto"/>
+        <w:spacing w:before="100" w:beforeAutospacing="1" w:after="100" w:afterAutospacing="1" w:line="276" w:lineRule="auto"/>
         <w:rPr>
           <w:rFonts w:ascii="Times New Roman" w:eastAsia="Times New Roman" w:hAnsi="Times New Roman" w:cs="Times New Roman"/>
           <w:sz w:val="24"/>
@@ -2033,7 +2041,7 @@
           <w:ilvl w:val="0"/>
           <w:numId w:val="1"/>
         </w:numPr>
-        <w:spacing w:before="100" w:beforeAutospacing="1" w:after="100" w:afterAutospacing="1" w:line="240" w:lineRule="auto"/>
+        <w:spacing w:before="100" w:beforeAutospacing="1" w:after="100" w:afterAutospacing="1" w:line="276" w:lineRule="auto"/>
         <w:rPr>
           <w:rFonts w:ascii="Times New Roman" w:eastAsia="Times New Roman" w:hAnsi="Times New Roman" w:cs="Times New Roman"/>
           <w:sz w:val="24"/>
@@ -2057,7 +2065,7 @@
           <w:ilvl w:val="0"/>
           <w:numId w:val="1"/>
         </w:numPr>
-        <w:spacing w:before="100" w:beforeAutospacing="1" w:after="100" w:afterAutospacing="1" w:line="240" w:lineRule="auto"/>
+        <w:spacing w:before="100" w:beforeAutospacing="1" w:after="100" w:afterAutospacing="1" w:line="276" w:lineRule="auto"/>
         <w:rPr>
           <w:rFonts w:ascii="Times New Roman" w:eastAsia="Times New Roman" w:hAnsi="Times New Roman" w:cs="Times New Roman"/>
           <w:sz w:val="24"/>
@@ -2081,7 +2089,7 @@
           <w:ilvl w:val="0"/>
           <w:numId w:val="1"/>
         </w:numPr>
-        <w:spacing w:before="100" w:beforeAutospacing="1" w:after="100" w:afterAutospacing="1" w:line="240" w:lineRule="auto"/>
+        <w:spacing w:before="100" w:beforeAutospacing="1" w:after="100" w:afterAutospacing="1" w:line="276" w:lineRule="auto"/>
         <w:rPr>
           <w:rFonts w:ascii="Times New Roman" w:eastAsia="Times New Roman" w:hAnsi="Times New Roman" w:cs="Times New Roman"/>
           <w:sz w:val="24"/>
@@ -2105,7 +2113,7 @@
           <w:ilvl w:val="0"/>
           <w:numId w:val="1"/>
         </w:numPr>
-        <w:spacing w:before="100" w:beforeAutospacing="1" w:after="100" w:afterAutospacing="1" w:line="240" w:lineRule="auto"/>
+        <w:spacing w:before="100" w:beforeAutospacing="1" w:after="100" w:afterAutospacing="1" w:line="276" w:lineRule="auto"/>
         <w:rPr>
           <w:rFonts w:ascii="Times New Roman" w:eastAsia="Times New Roman" w:hAnsi="Times New Roman" w:cs="Times New Roman"/>
           <w:sz w:val="24"/>
@@ -2129,7 +2137,7 @@
           <w:ilvl w:val="0"/>
           <w:numId w:val="1"/>
         </w:numPr>
-        <w:spacing w:before="100" w:beforeAutospacing="1" w:after="100" w:afterAutospacing="1" w:line="240" w:lineRule="auto"/>
+        <w:spacing w:before="100" w:beforeAutospacing="1" w:after="100" w:afterAutospacing="1" w:line="276" w:lineRule="auto"/>
         <w:rPr>
           <w:rFonts w:ascii="Times New Roman" w:eastAsia="Times New Roman" w:hAnsi="Times New Roman" w:cs="Times New Roman"/>
           <w:sz w:val="24"/>
@@ -2153,7 +2161,7 @@
           <w:ilvl w:val="0"/>
           <w:numId w:val="1"/>
         </w:numPr>
-        <w:spacing w:before="100" w:beforeAutospacing="1" w:after="100" w:afterAutospacing="1" w:line="240" w:lineRule="auto"/>
+        <w:spacing w:before="100" w:beforeAutospacing="1" w:after="100" w:afterAutospacing="1" w:line="276" w:lineRule="auto"/>
         <w:rPr>
           <w:rFonts w:ascii="Times New Roman" w:eastAsia="Times New Roman" w:hAnsi="Times New Roman" w:cs="Times New Roman"/>
           <w:sz w:val="24"/>
@@ -2177,7 +2185,7 @@
           <w:ilvl w:val="0"/>
           <w:numId w:val="1"/>
         </w:numPr>
-        <w:spacing w:before="100" w:beforeAutospacing="1" w:after="100" w:afterAutospacing="1" w:line="240" w:lineRule="auto"/>
+        <w:spacing w:before="100" w:beforeAutospacing="1" w:after="100" w:afterAutospacing="1" w:line="276" w:lineRule="auto"/>
         <w:rPr>
           <w:rFonts w:ascii="Times New Roman" w:eastAsia="Times New Roman" w:hAnsi="Times New Roman" w:cs="Times New Roman"/>
           <w:sz w:val="24"/>
@@ -2201,7 +2209,7 @@
           <w:ilvl w:val="0"/>
           <w:numId w:val="1"/>
         </w:numPr>
-        <w:spacing w:before="100" w:beforeAutospacing="1" w:after="100" w:afterAutospacing="1" w:line="240" w:lineRule="auto"/>
+        <w:spacing w:before="100" w:beforeAutospacing="1" w:after="100" w:afterAutospacing="1" w:line="276" w:lineRule="auto"/>
         <w:rPr>
           <w:rFonts w:ascii="Times New Roman" w:eastAsia="Times New Roman" w:hAnsi="Times New Roman" w:cs="Times New Roman"/>
           <w:sz w:val="24"/>
@@ -2286,26 +2294,28 @@
           <w:ilvl w:val="0"/>
           <w:numId w:val="1"/>
         </w:numPr>
-        <w:spacing w:before="100" w:beforeAutospacing="1" w:after="100" w:afterAutospacing="1" w:line="240" w:lineRule="auto"/>
-        <w:rPr>
-          <w:rFonts w:ascii="Times New Roman" w:eastAsia="Times New Roman" w:hAnsi="Times New Roman" w:cs="Times New Roman"/>
-          <w:sz w:val="24"/>
-          <w:szCs w:val="24"/>
-          <w:lang w:val="en-GB" w:eastAsia="ca-ES"/>
-        </w:rPr>
-      </w:pPr>
-      <w:r>
-        <w:rPr>
-          <w:rFonts w:ascii="Times New Roman" w:eastAsia="Times New Roman" w:hAnsi="Times New Roman" w:cs="Times New Roman"/>
-          <w:sz w:val="24"/>
-          <w:szCs w:val="24"/>
-          <w:lang w:val="en-GB" w:eastAsia="ca-ES"/>
-        </w:rPr>
+        <w:spacing w:before="100" w:beforeAutospacing="1" w:after="100" w:afterAutospacing="1" w:line="276" w:lineRule="auto"/>
+        <w:rPr>
+          <w:rFonts w:ascii="Times New Roman" w:eastAsia="Times New Roman" w:hAnsi="Times New Roman" w:cs="Times New Roman"/>
+          <w:sz w:val="24"/>
+          <w:szCs w:val="24"/>
+          <w:lang w:val="en-GB" w:eastAsia="ca-ES"/>
+        </w:rPr>
+      </w:pPr>
+      <w:r>
+        <w:rPr>
+          <w:rFonts w:ascii="Times New Roman" w:eastAsia="Times New Roman" w:hAnsi="Times New Roman" w:cs="Times New Roman"/>
+          <w:sz w:val="24"/>
+          <w:szCs w:val="24"/>
+          <w:lang w:val="en-GB" w:eastAsia="ca-ES"/>
+        </w:rPr>
+        <w:lastRenderedPageBreak/>
         <w:t>"The jacket I ordered online was too small for me, so I sent it back to the store and now I am waiting for them to give me a full refund."</w:t>
       </w:r>
     </w:p>
     <w:p>
       <w:pPr>
+        <w:spacing w:line="276" w:lineRule="auto"/>
         <w:rPr>
           <w:u w:val="single"/>
           <w:lang w:val="en-GB"/>
